--- a/data/Educational Page.docx
+++ b/data/Educational Page.docx
@@ -3702,7 +3702,7 @@
           <w:sz w:val="22"/>
           <w:szCs w:val="22"/>
         </w:rPr>
-        <w:t>either</w:t>
+        <w:t>both</w:t>
       </w:r>
       <w:r>
         <w:rPr>
@@ -3733,12 +3733,10 @@
       <w:r>
         <w:rPr>
           <w:rFonts w:ascii="Arial" w:hAnsi="Arial" w:cs="Arial"/>
-          <w:i/>
-          <w:iCs/>
-          <w:sz w:val="22"/>
-          <w:szCs w:val="22"/>
-        </w:rPr>
-        <w:t>or</w:t>
+          <w:sz w:val="22"/>
+          <w:szCs w:val="22"/>
+        </w:rPr>
+        <w:t>and</w:t>
       </w:r>
       <w:r>
         <w:rPr>

--- a/data/Educational Page.docx
+++ b/data/Educational Page.docx
@@ -2,6 +2,151 @@
 <file path=word/document.xml><?xml version="1.0" encoding="utf-8"?>
 <w:document xmlns:wpc="http://schemas.microsoft.com/office/word/2010/wordprocessingCanvas" xmlns:cx="http://schemas.microsoft.com/office/drawing/2014/chartex" xmlns:cx1="http://schemas.microsoft.com/office/drawing/2015/9/8/chartex" xmlns:cx2="http://schemas.microsoft.com/office/drawing/2015/10/21/chartex" xmlns:cx3="http://schemas.microsoft.com/office/drawing/2016/5/9/chartex" xmlns:cx4="http://schemas.microsoft.com/office/drawing/2016/5/10/chartex" xmlns:cx5="http://schemas.microsoft.com/office/drawing/2016/5/11/chartex" xmlns:cx6="http://schemas.microsoft.com/office/drawing/2016/5/12/chartex" xmlns:cx7="http://schemas.microsoft.com/office/drawing/2016/5/13/chartex" xmlns:cx8="http://schemas.microsoft.com/office/drawing/2016/5/14/chartex" xmlns:mc="http://schemas.openxmlformats.org/markup-compatibility/2006" xmlns:aink="http://schemas.microsoft.com/office/drawing/2016/ink" xmlns:am3d="http://schemas.microsoft.com/office/drawing/2017/model3d" xmlns:o="urn:schemas-microsoft-com:office:office" xmlns:oel="http://schemas.microsoft.com/office/2019/extlst" xmlns:r="http://schemas.openxmlformats.org/officeDocument/2006/relationships" xmlns:m="http://schemas.openxmlformats.org/officeDocument/2006/math" xmlns:v="urn:schemas-microsoft-com:vml" xmlns:wp14="http://schemas.microsoft.com/office/word/2010/wordprocessingDrawing" xmlns:wp="http://schemas.openxmlformats.org/drawingml/2006/wordprocessingDrawing" xmlns:w10="urn:schemas-microsoft-com:office:word" xmlns:w="http://schemas.openxmlformats.org/wordprocessingml/2006/main" xmlns:w14="http://schemas.microsoft.com/office/word/2010/wordml" xmlns:w15="http://schemas.microsoft.com/office/word/2012/wordml" xmlns:w16cex="http://schemas.microsoft.com/office/word/2018/wordml/cex" xmlns:w16cid="http://schemas.microsoft.com/office/word/2016/wordml/cid" xmlns:w16="http://schemas.microsoft.com/office/word/2018/wordml" xmlns:w16du="http://schemas.microsoft.com/office/word/2023/wordml/word16du" xmlns:w16sdtdh="http://schemas.microsoft.com/office/word/2020/wordml/sdtdatahash" xmlns:w16sdtfl="http://schemas.microsoft.com/office/word/2024/wordml/sdtformatlock" xmlns:w16se="http://schemas.microsoft.com/office/word/2015/wordml/symex" xmlns:wpg="http://schemas.microsoft.com/office/word/2010/wordprocessingGroup" xmlns:wpi="http://schemas.microsoft.com/office/word/2010/wordprocessingInk" xmlns:wne="http://schemas.microsoft.com/office/word/2006/wordml" xmlns:wps="http://schemas.microsoft.com/office/word/2010/wordprocessingShape" mc:Ignorable="w14 w15 w16se w16cid w16 w16cex w16sdtdh w16sdtfl w16du wp14">
   <w:body>
+    <w:p>
+      <w:pPr>
+        <w:rPr>
+          <w:rFonts w:ascii="Arial" w:hAnsi="Arial" w:cs="Arial"/>
+          <w:b/>
+          <w:bCs/>
+          <w:sz w:val="22"/>
+          <w:szCs w:val="22"/>
+        </w:rPr>
+      </w:pPr>
+      <w:r>
+        <w:rPr>
+          <w:rFonts w:ascii="Arial" w:hAnsi="Arial" w:cs="Arial"/>
+          <w:b/>
+          <w:bCs/>
+          <w:sz w:val="22"/>
+          <w:szCs w:val="22"/>
+        </w:rPr>
+        <w:t>Why Markmentum Research?</w:t>
+      </w:r>
+    </w:p>
+    <w:p>
+      <w:pPr>
+        <w:rPr>
+          <w:rFonts w:ascii="Arial" w:hAnsi="Arial" w:cs="Arial"/>
+          <w:sz w:val="22"/>
+          <w:szCs w:val="22"/>
+        </w:rPr>
+      </w:pPr>
+      <w:r>
+        <w:rPr>
+          <w:rFonts w:ascii="Arial" w:hAnsi="Arial" w:cs="Arial"/>
+          <w:sz w:val="22"/>
+          <w:szCs w:val="22"/>
+        </w:rPr>
+        <w:t xml:space="preserve">We’ve </w:t>
+      </w:r>
+      <w:r>
+        <w:rPr>
+          <w:rFonts w:ascii="Arial" w:hAnsi="Arial" w:cs="Arial"/>
+          <w:sz w:val="22"/>
+          <w:szCs w:val="22"/>
+        </w:rPr>
+        <w:t xml:space="preserve">all </w:t>
+      </w:r>
+      <w:r>
+        <w:rPr>
+          <w:rFonts w:ascii="Arial" w:hAnsi="Arial" w:cs="Arial"/>
+          <w:sz w:val="22"/>
+          <w:szCs w:val="22"/>
+        </w:rPr>
+        <w:t xml:space="preserve">been taught </w:t>
+      </w:r>
+      <w:r>
+        <w:rPr>
+          <w:rFonts w:ascii="Arial" w:hAnsi="Arial" w:cs="Arial"/>
+          <w:sz w:val="22"/>
+          <w:szCs w:val="22"/>
+        </w:rPr>
+        <w:t xml:space="preserve">that </w:t>
+      </w:r>
+      <w:r>
+        <w:rPr>
+          <w:rFonts w:ascii="Arial" w:hAnsi="Arial" w:cs="Arial"/>
+          <w:sz w:val="22"/>
+          <w:szCs w:val="22"/>
+        </w:rPr>
+        <w:t>the best strategy is just buy and hold and over time you should do well.</w:t>
+      </w:r>
+      <w:r>
+        <w:rPr>
+          <w:rFonts w:ascii="Arial" w:hAnsi="Arial" w:cs="Arial"/>
+          <w:sz w:val="22"/>
+          <w:szCs w:val="22"/>
+        </w:rPr>
+        <w:t xml:space="preserve"> However, that strategy of yesteryear no longer holds for many reasons. Therefore, market participants need a new way to </w:t>
+      </w:r>
+      <w:r>
+        <w:rPr>
+          <w:rFonts w:ascii="Arial" w:hAnsi="Arial" w:cs="Arial"/>
+          <w:sz w:val="22"/>
+          <w:szCs w:val="22"/>
+        </w:rPr>
+        <w:t xml:space="preserve">achieve consistent compounding of returns and preservation of capital with advanced risk management techniques. We provide this via a volatility adjusted </w:t>
+      </w:r>
+      <w:r>
+        <w:rPr>
+          <w:rFonts w:ascii="Arial" w:hAnsi="Arial" w:cs="Arial"/>
+          <w:sz w:val="22"/>
+          <w:szCs w:val="22"/>
+        </w:rPr>
+        <w:t>probability-driven market momentum framework</w:t>
+      </w:r>
+      <w:r>
+        <w:rPr>
+          <w:rFonts w:ascii="Arial" w:hAnsi="Arial" w:cs="Arial"/>
+          <w:sz w:val="22"/>
+          <w:szCs w:val="22"/>
+        </w:rPr>
+        <w:t xml:space="preserve">.  </w:t>
+      </w:r>
+    </w:p>
+    <w:p>
+      <w:pPr>
+        <w:rPr>
+          <w:rFonts w:ascii="Arial" w:hAnsi="Arial" w:cs="Arial"/>
+          <w:b/>
+          <w:bCs/>
+          <w:sz w:val="22"/>
+          <w:szCs w:val="22"/>
+        </w:rPr>
+      </w:pPr>
+      <w:r>
+        <w:rPr>
+          <w:rFonts w:ascii="Arial" w:hAnsi="Arial" w:cs="Arial"/>
+          <w:sz w:val="22"/>
+          <w:szCs w:val="22"/>
+        </w:rPr>
+        <w:t>Risk exists and our goal is to manage that risk properly while extracting consistent gains based on market signals over different time scales</w:t>
+      </w:r>
+      <w:r>
+        <w:rPr>
+          <w:rFonts w:ascii="Arial" w:hAnsi="Arial" w:cs="Arial"/>
+          <w:sz w:val="22"/>
+          <w:szCs w:val="22"/>
+        </w:rPr>
+        <w:t>.</w:t>
+      </w:r>
+      <w:r>
+        <w:rPr>
+          <w:rFonts w:ascii="Arial" w:hAnsi="Arial" w:cs="Arial"/>
+          <w:sz w:val="22"/>
+          <w:szCs w:val="22"/>
+        </w:rPr>
+        <w:t xml:space="preserve"> </w:t>
+      </w:r>
+      <w:r>
+        <w:rPr>
+          <w:rFonts w:ascii="Arial" w:hAnsi="Arial" w:cs="Arial"/>
+          <w:sz w:val="22"/>
+          <w:szCs w:val="22"/>
+        </w:rPr>
+        <w:t>Tipping the scales in your favor where the upside reward is greater than the downside risk is possible when you forget all your past learnings about how financial markets work and use a data dependent decision-making process.</w:t>
+      </w:r>
+    </w:p>
     <w:p>
       <w:pPr>
         <w:rPr>
@@ -182,6 +327,7 @@
           <w:sz w:val="22"/>
           <w:szCs w:val="22"/>
         </w:rPr>
+        <w:lastRenderedPageBreak/>
         <w:t xml:space="preserve">Important to note is that price can move outside probable ranges at certain times. </w:t>
       </w:r>
       <w:r>
@@ -330,7 +476,6 @@
           <w:sz w:val="22"/>
           <w:szCs w:val="22"/>
         </w:rPr>
-        <w:lastRenderedPageBreak/>
         <w:t xml:space="preserve">When price nears the bottom of the probable range, downside risk is limited; there is an </w:t>
       </w:r>
       <w:r>
@@ -546,6 +691,7 @@
           <w:sz w:val="22"/>
           <w:szCs w:val="22"/>
         </w:rPr>
+        <w:lastRenderedPageBreak/>
         <w:t>When short-term and long-term trends diverge, look for convergence trades.</w:t>
       </w:r>
       <w:r>
@@ -629,7 +775,6 @@
           <w:sz w:val="22"/>
           <w:szCs w:val="22"/>
         </w:rPr>
-        <w:lastRenderedPageBreak/>
         <w:drawing>
           <wp:inline distT="0" distB="0" distL="0" distR="0" wp14:anchorId="1EC4D74C" wp14:editId="13679A04">
             <wp:extent cx="5943600" cy="2520315"/>
@@ -872,6 +1017,7 @@
           <w:sz w:val="22"/>
           <w:szCs w:val="22"/>
         </w:rPr>
+        <w:lastRenderedPageBreak/>
         <w:drawing>
           <wp:inline distT="0" distB="0" distL="0" distR="0" wp14:anchorId="32E96C95" wp14:editId="5B76846D">
             <wp:extent cx="5943600" cy="2456180"/>
@@ -923,7 +1069,6 @@
           <w:sz w:val="22"/>
           <w:szCs w:val="22"/>
         </w:rPr>
-        <w:lastRenderedPageBreak/>
         <w:t xml:space="preserve">This graph plots the close to the long term probable anchor over time, with markers for the average gap and one standard deviation above and below the average.  </w:t>
       </w:r>
       <w:r>
@@ -1216,6 +1361,7 @@
           <w:sz w:val="22"/>
           <w:szCs w:val="22"/>
         </w:rPr>
+        <w:lastRenderedPageBreak/>
         <w:t>Above the red line → realized volatility is stretched high; expect a potential mean reversion or cooling off</w:t>
       </w:r>
       <w:r>
@@ -1310,7 +1456,6 @@
           <w:sz w:val="22"/>
           <w:szCs w:val="22"/>
         </w:rPr>
-        <w:lastRenderedPageBreak/>
         <w:drawing>
           <wp:inline distT="0" distB="0" distL="0" distR="0" wp14:anchorId="7C12C906" wp14:editId="51841B7C">
             <wp:extent cx="5943600" cy="2627630"/>
@@ -1489,6 +1634,7 @@
           <w:sz w:val="22"/>
           <w:szCs w:val="22"/>
         </w:rPr>
+        <w:lastRenderedPageBreak/>
         <w:drawing>
           <wp:inline distT="0" distB="0" distL="0" distR="0" wp14:anchorId="20ED953E" wp14:editId="788F90BE">
             <wp:extent cx="5943600" cy="2498725"/>
@@ -1583,7 +1729,6 @@
           <w:sz w:val="22"/>
           <w:szCs w:val="22"/>
         </w:rPr>
-        <w:lastRenderedPageBreak/>
         <w:t>Above the red line → volatility is stretched; risk of reversal or cooling off increases.</w:t>
       </w:r>
       <w:r>
@@ -1766,6 +1911,7 @@
           <w:sz w:val="22"/>
           <w:szCs w:val="22"/>
         </w:rPr>
+        <w:lastRenderedPageBreak/>
         <w:t>Above the red line → Sharpe is stretched high; risk/reward may be deteriorating (watch for mean reversion).</w:t>
       </w:r>
       <w:r>
@@ -1854,7 +2000,6 @@
           <w:sz w:val="22"/>
           <w:szCs w:val="22"/>
         </w:rPr>
-        <w:lastRenderedPageBreak/>
         <w:drawing>
           <wp:inline distT="0" distB="0" distL="0" distR="0" wp14:anchorId="434B5361" wp14:editId="7AF56E5C">
             <wp:extent cx="5943600" cy="2589530"/>
@@ -2030,6 +2175,7 @@
           <w:sz w:val="22"/>
           <w:szCs w:val="22"/>
         </w:rPr>
+        <w:lastRenderedPageBreak/>
         <w:drawing>
           <wp:inline distT="0" distB="0" distL="0" distR="0" wp14:anchorId="3F11DE93" wp14:editId="3EBDA2A9">
             <wp:extent cx="5943600" cy="2432685"/>
@@ -2114,7 +2260,6 @@
           <w:sz w:val="22"/>
           <w:szCs w:val="22"/>
         </w:rPr>
-        <w:lastRenderedPageBreak/>
         <w:t xml:space="preserve">Implied volatility is forward looking while realized is historical. When implied is higher than the realized (i.e., </w:t>
       </w:r>
       <w:r>
@@ -2368,6 +2513,7 @@
           <w:sz w:val="22"/>
           <w:szCs w:val="22"/>
         </w:rPr>
+        <w:lastRenderedPageBreak/>
         <w:drawing>
           <wp:inline distT="0" distB="0" distL="0" distR="0" wp14:anchorId="49A3871B" wp14:editId="4452A988">
             <wp:extent cx="5943600" cy="2542540"/>
@@ -2470,7 +2616,6 @@
           <w:sz w:val="22"/>
           <w:szCs w:val="22"/>
         </w:rPr>
-        <w:lastRenderedPageBreak/>
         <w:t xml:space="preserve">• Wide Implied Volatility Premium with depressed Z-Score is indicative of volatility mean reverting. While not especially actionable in the moment, it tends to have forward looking implications. This could be a sign of the price of the security “climbing a wall of worry.” </w:t>
       </w:r>
     </w:p>
@@ -2655,6 +2800,7 @@
           <w:sz w:val="22"/>
           <w:szCs w:val="22"/>
         </w:rPr>
+        <w:lastRenderedPageBreak/>
         <w:drawing>
           <wp:inline distT="0" distB="0" distL="0" distR="0" wp14:anchorId="4D74D08C" wp14:editId="58738BEF">
             <wp:extent cx="5943600" cy="2380615"/>
@@ -3049,7 +3195,6 @@
           <w:sz w:val="22"/>
           <w:szCs w:val="22"/>
         </w:rPr>
-        <w:lastRenderedPageBreak/>
         <w:t>Trend alignment</w:t>
       </w:r>
       <w:r>
@@ -3379,6 +3524,7 @@
           <w:sz w:val="22"/>
           <w:szCs w:val="22"/>
         </w:rPr>
+        <w:lastRenderedPageBreak/>
         <w:t>Scores near +100 → risk/reward tilts positive, but conviction comes from convergence of multiple signals.</w:t>
       </w:r>
     </w:p>
@@ -3541,7 +3687,6 @@
           <w:sz w:val="22"/>
           <w:szCs w:val="22"/>
         </w:rPr>
-        <w:lastRenderedPageBreak/>
         <w:t>Mean-reversion guardrail (15% haircut):</w:t>
       </w:r>
       <w:r>
@@ -3917,7 +4062,16 @@
           <w:sz w:val="22"/>
           <w:szCs w:val="22"/>
         </w:rPr>
-        <w:t>. Understanding which regime the market is signaling helps investors align positioning with the prevailing macro environment.</w:t>
+        <w:t xml:space="preserve">. Understanding which </w:t>
+      </w:r>
+      <w:r>
+        <w:rPr>
+          <w:rFonts w:ascii="Arial" w:hAnsi="Arial" w:cs="Arial"/>
+          <w:sz w:val="22"/>
+          <w:szCs w:val="22"/>
+        </w:rPr>
+        <w:lastRenderedPageBreak/>
+        <w:t>regime the market is signaling helps investors align positioning with the prevailing macro environment.</w:t>
       </w:r>
     </w:p>
     <w:p>

--- a/data/Educational Page.docx
+++ b/data/Educational Page.docx
@@ -37,114 +37,41 @@
           <w:sz w:val="22"/>
           <w:szCs w:val="22"/>
         </w:rPr>
-        <w:t xml:space="preserve">We’ve </w:t>
-      </w:r>
-      <w:r>
-        <w:rPr>
-          <w:rFonts w:ascii="Arial" w:hAnsi="Arial" w:cs="Arial"/>
-          <w:sz w:val="22"/>
-          <w:szCs w:val="22"/>
-        </w:rPr>
-        <w:t xml:space="preserve">all </w:t>
-      </w:r>
-      <w:r>
-        <w:rPr>
-          <w:rFonts w:ascii="Arial" w:hAnsi="Arial" w:cs="Arial"/>
-          <w:sz w:val="22"/>
-          <w:szCs w:val="22"/>
-        </w:rPr>
-        <w:t xml:space="preserve">been taught </w:t>
-      </w:r>
-      <w:r>
-        <w:rPr>
-          <w:rFonts w:ascii="Arial" w:hAnsi="Arial" w:cs="Arial"/>
-          <w:sz w:val="22"/>
-          <w:szCs w:val="22"/>
-        </w:rPr>
-        <w:t xml:space="preserve">that </w:t>
-      </w:r>
-      <w:r>
-        <w:rPr>
-          <w:rFonts w:ascii="Arial" w:hAnsi="Arial" w:cs="Arial"/>
-          <w:sz w:val="22"/>
-          <w:szCs w:val="22"/>
-        </w:rPr>
-        <w:t>the best strategy is just buy and hold and over time you should do well.</w:t>
-      </w:r>
-      <w:r>
-        <w:rPr>
-          <w:rFonts w:ascii="Arial" w:hAnsi="Arial" w:cs="Arial"/>
-          <w:sz w:val="22"/>
-          <w:szCs w:val="22"/>
-        </w:rPr>
-        <w:t xml:space="preserve"> However, that strategy of yesteryear no longer holds for many reasons. Therefore, market participants need a new way to </w:t>
-      </w:r>
-      <w:r>
-        <w:rPr>
-          <w:rFonts w:ascii="Arial" w:hAnsi="Arial" w:cs="Arial"/>
-          <w:sz w:val="22"/>
-          <w:szCs w:val="22"/>
-        </w:rPr>
-        <w:t xml:space="preserve">achieve consistent compounding of returns and preservation of capital with advanced risk management techniques. We provide this via a volatility adjusted </w:t>
-      </w:r>
-      <w:r>
-        <w:rPr>
-          <w:rFonts w:ascii="Arial" w:hAnsi="Arial" w:cs="Arial"/>
-          <w:sz w:val="22"/>
-          <w:szCs w:val="22"/>
-        </w:rPr>
-        <w:t>probability-driven market momentum framework</w:t>
-      </w:r>
-      <w:r>
-        <w:rPr>
-          <w:rFonts w:ascii="Arial" w:hAnsi="Arial" w:cs="Arial"/>
-          <w:sz w:val="22"/>
-          <w:szCs w:val="22"/>
-        </w:rPr>
-        <w:t xml:space="preserve">.  </w:t>
-      </w:r>
-    </w:p>
-    <w:p>
-      <w:pPr>
-        <w:rPr>
-          <w:rFonts w:ascii="Arial" w:hAnsi="Arial" w:cs="Arial"/>
-          <w:b/>
-          <w:bCs/>
-          <w:sz w:val="22"/>
-          <w:szCs w:val="22"/>
-        </w:rPr>
-      </w:pPr>
-      <w:r>
-        <w:rPr>
-          <w:rFonts w:ascii="Arial" w:hAnsi="Arial" w:cs="Arial"/>
-          <w:sz w:val="22"/>
-          <w:szCs w:val="22"/>
-        </w:rPr>
-        <w:t>Risk exists and our goal is to manage that risk properly while extracting consistent gains based on market signals over different time scales</w:t>
-      </w:r>
-      <w:r>
-        <w:rPr>
-          <w:rFonts w:ascii="Arial" w:hAnsi="Arial" w:cs="Arial"/>
-          <w:sz w:val="22"/>
-          <w:szCs w:val="22"/>
-        </w:rPr>
-        <w:t>.</w:t>
-      </w:r>
-      <w:r>
-        <w:rPr>
-          <w:rFonts w:ascii="Arial" w:hAnsi="Arial" w:cs="Arial"/>
-          <w:sz w:val="22"/>
-          <w:szCs w:val="22"/>
-        </w:rPr>
-        <w:t xml:space="preserve"> </w:t>
-      </w:r>
-      <w:r>
-        <w:rPr>
-          <w:rFonts w:ascii="Arial" w:hAnsi="Arial" w:cs="Arial"/>
-          <w:sz w:val="22"/>
-          <w:szCs w:val="22"/>
-        </w:rPr>
-        <w:t>Tipping the scales in your favor where the upside reward is greater than the downside risk is possible when you forget all your past learnings about how financial markets work and use a data dependent decision-making process.</w:t>
+        <w:t>Traditional buy-and-hold investing has long been taught as the optimal strategy for long-term wealth creation. While it can still play a role, today’s markets are more volatile, more cyclical, and more sensitive to macro forces than in the past. As a result, investors increasingly need tools that help manage risk dynamically while seeking consistent compounding over multiple time horizons.</w:t>
+      </w:r>
+    </w:p>
+    <w:p>
+      <w:pPr>
+        <w:rPr>
+          <w:rFonts w:ascii="Arial" w:hAnsi="Arial" w:cs="Arial"/>
+          <w:sz w:val="22"/>
+          <w:szCs w:val="22"/>
+        </w:rPr>
+      </w:pPr>
+      <w:r>
+        <w:rPr>
+          <w:rFonts w:ascii="Arial" w:hAnsi="Arial" w:cs="Arial"/>
+          <w:sz w:val="22"/>
+          <w:szCs w:val="22"/>
+        </w:rPr>
+        <w:t>Markmentum Research provides a volatility-adjusted, probability-driven market framework designed to help investors better understand risk and reward across daily, weekly, and longer-term timeframes. By combining price behavior, trend structure, and quantitative signals, our approach helps users tilt exposure toward asymmetric opportunities where upside potential outweighs downside risk—while avoiding crowded, stretched setups.</w:t>
+      </w:r>
+    </w:p>
+    <w:p>
+      <w:pPr>
+        <w:rPr>
+          <w:rFonts w:ascii="Arial" w:hAnsi="Arial" w:cs="Arial"/>
+          <w:sz w:val="22"/>
+          <w:szCs w:val="22"/>
+        </w:rPr>
+      </w:pPr>
+      <w:r>
+        <w:rPr>
+          <w:rFonts w:ascii="Arial" w:hAnsi="Arial" w:cs="Arial"/>
+          <w:sz w:val="22"/>
+          <w:szCs w:val="22"/>
+        </w:rPr>
+        <w:t>Rather than relying on narratives or predictions, Markmentum emphasizes disciplined, data-driven decision-making to support capital preservation and repeatable outcomes across changing market regimes.</w:t>
       </w:r>
     </w:p>
     <w:p>
@@ -310,6 +237,7 @@
           <w:sz w:val="22"/>
           <w:szCs w:val="22"/>
         </w:rPr>
+        <w:lastRenderedPageBreak/>
         <w:t>Looking at price, vol of vol, and volume together is significantly better at determining the weather of a market than just looking at the current price compared to an arbitrary moving average. We can see and interpret signals from the market just like a weatherman uses signals from a doppler radar system to interpret and determine rain or sunshine.</w:t>
       </w:r>
     </w:p>
@@ -327,7 +255,6 @@
           <w:sz w:val="22"/>
           <w:szCs w:val="22"/>
         </w:rPr>
-        <w:lastRenderedPageBreak/>
         <w:t xml:space="preserve">Important to note is that price can move outside probable ranges at certain times. </w:t>
       </w:r>
       <w:r>
@@ -648,6 +575,7 @@
           <w:sz w:val="22"/>
           <w:szCs w:val="22"/>
         </w:rPr>
+        <w:lastRenderedPageBreak/>
         <w:t>The most powerful signal: when short-term diverges from long-term. The opportunity is to anticipate convergence.</w:t>
       </w:r>
     </w:p>
@@ -691,7 +619,6 @@
           <w:sz w:val="22"/>
           <w:szCs w:val="22"/>
         </w:rPr>
-        <w:lastRenderedPageBreak/>
         <w:t>When short-term and long-term trends diverge, look for convergence trades.</w:t>
       </w:r>
       <w:r>

--- a/data/Educational Page.docx
+++ b/data/Educational Page.docx
@@ -161,7 +161,15 @@
           <w:sz w:val="22"/>
           <w:szCs w:val="22"/>
         </w:rPr>
-        <w:t xml:space="preserve">Rather than relying on moving averages, we forecast daily, weekly, and monthly probable ranges. These ranges frame risk: near the bottom = limited downside / more upside; near the top = limited upside / more downside. </w:t>
+        <w:t>W</w:t>
+      </w:r>
+      <w:r>
+        <w:rPr>
+          <w:rFonts w:ascii="Arial" w:hAnsi="Arial" w:cs="Arial"/>
+          <w:sz w:val="22"/>
+          <w:szCs w:val="22"/>
+        </w:rPr>
+        <w:t xml:space="preserve">e forecast daily, weekly, and monthly probable ranges. These ranges frame risk: near the bottom = limited downside / more upside; near the top = limited upside / more downside. </w:t>
       </w:r>
       <w:r>
         <w:rPr>

--- a/data/Educational Page.docx
+++ b/data/Educational Page.docx
@@ -3979,7 +3979,23 @@
           <w:sz w:val="22"/>
           <w:szCs w:val="22"/>
         </w:rPr>
-        <w:t xml:space="preserve">The AI-assisted Market Reads on the Daily, Weekly, Monthly, and Quarterly Overview pages frame </w:t>
+        <w:t>The AI-</w:t>
+      </w:r>
+      <w:r>
+        <w:rPr>
+          <w:rFonts w:ascii="Arial" w:hAnsi="Arial" w:cs="Arial"/>
+          <w:sz w:val="22"/>
+          <w:szCs w:val="22"/>
+        </w:rPr>
+        <w:t>generated</w:t>
+      </w:r>
+      <w:r>
+        <w:rPr>
+          <w:rFonts w:ascii="Arial" w:hAnsi="Arial" w:cs="Arial"/>
+          <w:sz w:val="22"/>
+          <w:szCs w:val="22"/>
+        </w:rPr>
+        <w:t xml:space="preserve"> Market Reads on the Daily, Weekly, Monthly, and Quarterly Overview pages frame </w:t>
       </w:r>
       <w:r>
         <w:rPr>
